--- a/writing/Bullettin_submit/Manuscript_V2.docx
+++ b/writing/Bullettin_submit/Manuscript_V2.docx
@@ -1579,7 +1579,6 @@
     </w:p>
     <w:p>
       <w:pPr>
-        <w:jc w:val="both"/>
         <w:rPr>
           <w:b/>
           <w:bCs/>
@@ -1592,7 +1591,6 @@
     </w:p>
     <w:p>
       <w:pPr>
-        <w:jc w:val="both"/>
         <w:rPr>
           <w:b/>
           <w:bCs/>
@@ -1602,7 +1600,9 @@
           <w:lang w:val="en-US"/>
         </w:rPr>
       </w:pPr>
-      <w:r>
+    </w:p>
+    <w:p>
+      <w:pPr>
         <w:rPr>
           <w:b/>
           <w:bCs/>
@@ -1611,6 +1611,43 @@
           <w:highlight w:val="white"/>
           <w:lang w:val="en-US"/>
         </w:rPr>
+      </w:pPr>
+    </w:p>
+    <w:p>
+      <w:pPr>
+        <w:jc w:val="both"/>
+        <w:rPr>
+          <w:b/>
+          <w:bCs/>
+          <w:sz w:val="28"/>
+          <w:szCs w:val="28"/>
+          <w:highlight w:val="white"/>
+          <w:lang w:val="en-US"/>
+        </w:rPr>
+      </w:pPr>
+    </w:p>
+    <w:p>
+      <w:pPr>
+        <w:jc w:val="both"/>
+        <w:rPr>
+          <w:b/>
+          <w:bCs/>
+          <w:sz w:val="28"/>
+          <w:szCs w:val="28"/>
+          <w:highlight w:val="white"/>
+          <w:lang w:val="en-US"/>
+        </w:rPr>
+      </w:pPr>
+      <w:r>
+        <w:rPr>
+          <w:b/>
+          <w:bCs/>
+          <w:sz w:val="28"/>
+          <w:szCs w:val="28"/>
+          <w:highlight w:val="white"/>
+          <w:lang w:val="en-US"/>
+        </w:rPr>
+        <w:lastRenderedPageBreak/>
         <w:t xml:space="preserve">1.Introduction </w:t>
       </w:r>
     </w:p>
@@ -1633,14 +1670,7 @@
         <w:rPr>
           <w:lang w:val="en-US"/>
         </w:rPr>
-        <w:t xml:space="preserve">Schizophrenia is a complex and multifaceted mental disorder characterized by a range of cognitive deficits. Cognitive impairments, including deficits in memory, attention, and executive </w:t>
-      </w:r>
-      <w:r>
-        <w:rPr>
-          <w:lang w:val="en-US"/>
-        </w:rPr>
-        <w:lastRenderedPageBreak/>
-        <w:t>function, precede the clinical diagnosis of schizophrenia, highlighting their role as core features of the disorder</w:t>
+        <w:t>Schizophrenia is a complex and multifaceted mental disorder characterized by a range of cognitive deficits. Cognitive impairments, including deficits in memory, attention, and executive function, precede the clinical diagnosis of schizophrenia, highlighting their role as core features of the disorder</w:t>
       </w:r>
       <w:r>
         <w:rPr>
@@ -2381,7 +2411,16 @@
           <w:sz w:val="22"/>
           <w:szCs w:val="22"/>
         </w:rPr>
-        <w:t>In positive prediction error, impairments are manifested by deactivation in PFC, which may explain the avolition among negative findings</w:t>
+        <w:t xml:space="preserve">In positive prediction error, impairments are manifested by deactivation in PFC, </w:t>
+      </w:r>
+      <w:r>
+        <w:rPr>
+          <w:rFonts w:ascii="Arial" w:hAnsi="Arial" w:cs="Arial"/>
+          <w:sz w:val="22"/>
+          <w:szCs w:val="22"/>
+        </w:rPr>
+        <w:lastRenderedPageBreak/>
+        <w:t>which may explain the avolition among negative findings</w:t>
       </w:r>
       <w:r>
         <w:rPr>
@@ -2498,16 +2537,7 @@
           <w:sz w:val="22"/>
           <w:szCs w:val="22"/>
         </w:rPr>
-        <w:t xml:space="preserve">Dopamine is crucial for prediction error (PE) formation, with changes directly linked to PE signaling. The incentive salience hypothesis suggests increased chaotic dopaminergic firing in </w:t>
-      </w:r>
-      <w:r>
-        <w:rPr>
-          <w:rFonts w:ascii="Arial" w:hAnsi="Arial" w:cs="Arial"/>
-          <w:sz w:val="22"/>
-          <w:szCs w:val="22"/>
-        </w:rPr>
-        <w:lastRenderedPageBreak/>
-        <w:t>schizophrenia patients' striatum leads to aberrant PE attribution to irrelevant stimuli</w:t>
+        <w:t>Dopamine is crucial for prediction error (PE) formation, with changes directly linked to PE signaling. The incentive salience hypothesis suggests increased chaotic dopaminergic firing in schizophrenia patients' striatum leads to aberrant PE attribution to irrelevant stimuli</w:t>
       </w:r>
       <w:r>
         <w:rPr>
@@ -3188,7 +3218,14 @@
         <w:rPr>
           <w:lang w:val="en-US"/>
         </w:rPr>
-        <w:t>Participants met the trustee in person before the fMRI sessions to enhance their belief that they were interacting with a real partner during the task, although the trustee’s responses were preprogrammed</w:t>
+        <w:t xml:space="preserve">Participants met the trustee in person before </w:t>
+      </w:r>
+      <w:r>
+        <w:rPr>
+          <w:lang w:val="en-US"/>
+        </w:rPr>
+        <w:lastRenderedPageBreak/>
+        <w:t>the fMRI sessions to enhance their belief that they were interacting with a real partner during the task, although the trustee’s responses were preprogrammed</w:t>
       </w:r>
       <w:r>
         <w:rPr>
@@ -3240,7 +3277,6 @@
         <w:rPr>
           <w:lang w:val="en-US"/>
         </w:rPr>
-        <w:lastRenderedPageBreak/>
         <w:t xml:space="preserve">In each trial, the participant starts with an initial endowment of 40 Turkish Lira (TL) and must decide whether to keep the money or invest it by transferring it to </w:t>
       </w:r>
       <w:r>
@@ -3401,7 +3437,14 @@
         <w:rPr>
           <w:lang w:val="en-US"/>
         </w:rPr>
-        <w:t xml:space="preserve"> At the start of each trial, the participant receives an endowment of 40 Turkish Lira (TL) and chooses to Keep or Invest (transfer to a trustee). If they Keep, the 40 TL is split evenly (20 TL each). If they Invest, the transfer is tripled to 120 TL; the trustee then either shares it equally (60 TL each) or keeps the entire 120 TL. The six panels illustrate the standardized sequence of screens presented on every trial—from endowment and choice to trustee decision and outcome feedback. The task comprised three blocks of 20 trials (60 trials total), with the core decision on each trial being whether to trust the trustee.</w:t>
+        <w:t xml:space="preserve"> At the start of each trial, the participant receives an endowment of 40 Turkish Lira (TL) and chooses to Keep or Invest (transfer to a trustee). If they Keep, the 40 TL is split evenly (20 TL each). If they Invest, the transfer is tripled to 120 TL; the trustee then either shares it equally (60 TL each) or keeps the entire 120 TL. The six panels illustrate the standardized sequence of screens presented on every trial—from </w:t>
+      </w:r>
+      <w:r>
+        <w:rPr>
+          <w:lang w:val="en-US"/>
+        </w:rPr>
+        <w:lastRenderedPageBreak/>
+        <w:t>endowment and choice to trustee decision and outcome feedback. The task comprised three blocks of 20 trials (60 trials total), with the core decision on each trial being whether to trust the trustee.</w:t>
       </w:r>
     </w:p>
     <w:p>
@@ -3425,7 +3468,6 @@
           <w:noProof/>
           <w:lang w:val="en-US"/>
         </w:rPr>
-        <w:lastRenderedPageBreak/>
         <w:t>[ Insert Figure 2]</w:t>
       </w:r>
     </w:p>
@@ -3689,7 +3731,21 @@
                   <w:rFonts w:ascii="Cambria Math" w:eastAsia="Cambria Math" w:hAnsi="Cambria Math"/>
                   <w:lang w:val="en-US"/>
                 </w:rPr>
-                <m:t>t-1</m:t>
+                <m:t>t</m:t>
+              </m:r>
+              <m:r>
+                <w:rPr>
+                  <w:rFonts w:ascii="Cambria Math" w:eastAsia="Cambria Math" w:hAnsi="Cambria Math"/>
+                  <w:lang w:val="en-US"/>
+                </w:rPr>
+                <m:t>-</m:t>
+              </m:r>
+              <m:r>
+                <w:rPr>
+                  <w:rFonts w:ascii="Cambria Math" w:eastAsia="Cambria Math" w:hAnsi="Cambria Math"/>
+                  <w:lang w:val="en-US"/>
+                </w:rPr>
+                <m:t>1</m:t>
               </m:r>
             </m:sub>
           </m:sSub>
@@ -3724,7 +3780,21 @@
                   <w:rFonts w:ascii="Cambria Math" w:eastAsia="Cambria Math" w:hAnsi="Cambria Math"/>
                   <w:lang w:val="en-US"/>
                 </w:rPr>
-                <m:t>t-1</m:t>
+                <m:t>t</m:t>
+              </m:r>
+              <m:r>
+                <w:rPr>
+                  <w:rFonts w:ascii="Cambria Math" w:eastAsia="Cambria Math" w:hAnsi="Cambria Math"/>
+                  <w:lang w:val="en-US"/>
+                </w:rPr>
+                <m:t>-</m:t>
+              </m:r>
+              <m:r>
+                <w:rPr>
+                  <w:rFonts w:ascii="Cambria Math" w:eastAsia="Cambria Math" w:hAnsi="Cambria Math"/>
+                  <w:lang w:val="en-US"/>
+                </w:rPr>
+                <m:t>1</m:t>
               </m:r>
             </m:sub>
           </m:sSub>
@@ -3733,7 +3803,14 @@
               <w:rFonts w:ascii="Cambria Math" w:eastAsia="Cambria Math" w:hAnsi="Cambria Math"/>
               <w:lang w:val="en-US"/>
             </w:rPr>
-            <m:t>∙(</m:t>
+            <m:t>∙</m:t>
+          </m:r>
+          <m:r>
+            <w:rPr>
+              <w:rFonts w:ascii="Cambria Math" w:eastAsia="Cambria Math" w:hAnsi="Cambria Math"/>
+              <w:lang w:val="en-US"/>
+            </w:rPr>
+            <m:t>(</m:t>
           </m:r>
           <m:sSub>
             <m:sSubPr>
@@ -3794,7 +3871,21 @@
                   <w:rFonts w:ascii="Cambria Math" w:eastAsia="Cambria Math" w:hAnsi="Cambria Math"/>
                   <w:lang w:val="en-US"/>
                 </w:rPr>
-                <m:t>t-1</m:t>
+                <m:t>t</m:t>
+              </m:r>
+              <m:r>
+                <w:rPr>
+                  <w:rFonts w:ascii="Cambria Math" w:eastAsia="Cambria Math" w:hAnsi="Cambria Math"/>
+                  <w:lang w:val="en-US"/>
+                </w:rPr>
+                <m:t>-</m:t>
+              </m:r>
+              <m:r>
+                <w:rPr>
+                  <w:rFonts w:ascii="Cambria Math" w:eastAsia="Cambria Math" w:hAnsi="Cambria Math"/>
+                  <w:lang w:val="en-US"/>
+                </w:rPr>
+                <m:t>1</m:t>
               </m:r>
             </m:sub>
           </m:sSub>
@@ -4340,7 +4431,23 @@
                   <w:color w:val="000000"/>
                   <w:lang w:val="en-US"/>
                 </w:rPr>
-                <m:t>t-1</m:t>
+                <m:t>t</m:t>
+              </m:r>
+              <m:r>
+                <w:rPr>
+                  <w:rFonts w:ascii="Cambria Math" w:eastAsia="Calibri" w:hAnsi="Cambria Math"/>
+                  <w:color w:val="000000"/>
+                  <w:lang w:val="en-US"/>
+                </w:rPr>
+                <m:t>-</m:t>
+              </m:r>
+              <m:r>
+                <w:rPr>
+                  <w:rFonts w:ascii="Cambria Math" w:eastAsia="Calibri" w:hAnsi="Cambria Math"/>
+                  <w:color w:val="000000"/>
+                  <w:lang w:val="en-US"/>
+                </w:rPr>
+                <m:t>1</m:t>
               </m:r>
             </m:sub>
           </m:sSub>
@@ -4444,7 +4551,23 @@
                   <w:color w:val="000000"/>
                   <w:lang w:val="en-US"/>
                 </w:rPr>
-                <m:t>t-1</m:t>
+                <m:t>t</m:t>
+              </m:r>
+              <m:r>
+                <w:rPr>
+                  <w:rFonts w:ascii="Cambria Math" w:eastAsia="Calibri" w:hAnsi="Cambria Math"/>
+                  <w:color w:val="000000"/>
+                  <w:lang w:val="en-US"/>
+                </w:rPr>
+                <m:t>-</m:t>
+              </m:r>
+              <m:r>
+                <w:rPr>
+                  <w:rFonts w:ascii="Cambria Math" w:eastAsia="Calibri" w:hAnsi="Cambria Math"/>
+                  <w:color w:val="000000"/>
+                  <w:lang w:val="en-US"/>
+                </w:rPr>
+                <m:t>1</m:t>
               </m:r>
             </m:sub>
           </m:sSub>
@@ -4484,7 +4607,23 @@
                   <w:color w:val="000000"/>
                   <w:lang w:val="en-US"/>
                 </w:rPr>
-                <m:t xml:space="preserve">t-1 </m:t>
+                <m:t>t</m:t>
+              </m:r>
+              <m:r>
+                <w:rPr>
+                  <w:rFonts w:ascii="Cambria Math" w:eastAsia="Calibri" w:hAnsi="Cambria Math"/>
+                  <w:color w:val="000000"/>
+                  <w:lang w:val="en-US"/>
+                </w:rPr>
+                <m:t>-</m:t>
+              </m:r>
+              <m:r>
+                <w:rPr>
+                  <w:rFonts w:ascii="Cambria Math" w:eastAsia="Calibri" w:hAnsi="Cambria Math"/>
+                  <w:color w:val="000000"/>
+                  <w:lang w:val="en-US"/>
+                </w:rPr>
+                <m:t xml:space="preserve">1 </m:t>
               </m:r>
             </m:sub>
           </m:sSub>
@@ -4830,7 +4969,6 @@
         <w:rPr>
           <w:lang w:val="en-US"/>
         </w:rPr>
-        <w:lastRenderedPageBreak/>
         <w:br/>
         <w:t>All preprocessing was carried out in SPM running under MATLAB R2024a. Each subject’s functional runs were realigned to the first volume using the “Estimate &amp; </w:t>
       </w:r>
@@ -5395,7 +5533,14 @@
         <w:rPr>
           <w:lang w:val="en-US"/>
         </w:rPr>
-        <w:t xml:space="preserve">) were included as covariates to account for individual differences that may influence PE-related brain responses. Covariates were </w:t>
+        <w:t xml:space="preserve">) were included as covariates to account for individual differences that may influence PE-related </w:t>
+      </w:r>
+      <w:r>
+        <w:rPr>
+          <w:lang w:val="en-US"/>
+        </w:rPr>
+        <w:lastRenderedPageBreak/>
+        <w:t xml:space="preserve">brain responses. Covariates were </w:t>
       </w:r>
       <w:proofErr w:type="gramStart"/>
       <w:r>
@@ -5409,14 +5554,7 @@
         <w:rPr>
           <w:lang w:val="en-US"/>
         </w:rPr>
-        <w:t xml:space="preserve"> before inclusion. All second-level models were estimated using classical (maximum likelihood) estimation, and results were corrected for multiple </w:t>
-      </w:r>
-      <w:r>
-        <w:rPr>
-          <w:lang w:val="en-US"/>
-        </w:rPr>
-        <w:lastRenderedPageBreak/>
-        <w:t>comparisons at the cluster level (FWE-corrected p &lt; 0.05) using a cluster-forming threshold of p &lt; 0.001 uncorrected.</w:t>
+        <w:t xml:space="preserve"> before inclusion. All second-level models were estimated using classical (maximum likelihood) estimation, and results were corrected for multiple comparisons at the cluster level (FWE-corrected p &lt; 0.05) using a cluster-forming threshold of p &lt; 0.001 uncorrected.</w:t>
       </w:r>
     </w:p>
     <w:p>
@@ -6208,7 +6346,14 @@
               <w:rFonts w:ascii="Cambria Math" w:eastAsia="Cambria Math" w:hAnsi="Cambria Math"/>
               <w:lang w:val="en-US"/>
             </w:rPr>
-            <m:t>=Bernoulli</m:t>
+            <m:t>=</m:t>
+          </m:r>
+          <m:r>
+            <w:rPr>
+              <w:rFonts w:ascii="Cambria Math" w:eastAsia="Cambria Math" w:hAnsi="Cambria Math"/>
+              <w:lang w:val="en-US"/>
+            </w:rPr>
+            <m:t>Bernoulli</m:t>
           </m:r>
           <m:d>
             <m:dPr>
@@ -6674,14 +6819,14 @@
         <w:rPr>
           <w:lang w:val="en-US"/>
         </w:rPr>
-        <w:t xml:space="preserve">Because prediction error (PE) values included zero or negative values, we applied a constant shift to ensure all observations were strictly positive. This transformation preserved the relative structure of the data while enabling the use of log-transformation. The log-transformed PE values were then modeled using a linear mixed-effects model, assuming a lognormal distribution. This </w:t>
+        <w:t xml:space="preserve">Because prediction error (PE) values included zero or negative values, we applied a constant shift to ensure all observations were strictly positive. This transformation preserved the relative </w:t>
       </w:r>
       <w:r>
         <w:rPr>
           <w:lang w:val="en-US"/>
         </w:rPr>
         <w:lastRenderedPageBreak/>
-        <w:t>approach is appropriate for positively skewed data with heteroscedasticity and allows for multiplicative interpretation of fixed effects. Residual diagnostics indicated no issues with dispersion or heteroscedasticity; however, tests for residual uniformity and outliers revealed minor deviations, suggesting the model may be sensitive to extreme values (see Supplementary Figure 2).</w:t>
+        <w:t>structure of the data while enabling the use of log-transformation. The log-transformed PE values were then modeled using a linear mixed-effects model, assuming a lognormal distribution. This approach is appropriate for positively skewed data with heteroscedasticity and allows for multiplicative interpretation of fixed effects. Residual diagnostics indicated no issues with dispersion or heteroscedasticity; however, tests for residual uniformity and outliers revealed minor deviations, suggesting the model may be sensitive to extreme values (see Supplementary Figure 2).</w:t>
       </w:r>
     </w:p>
     <w:p>
@@ -6818,7 +6963,14 @@
               <w:rFonts w:ascii="Cambria Math" w:eastAsia="Cambria Math" w:hAnsi="Cambria Math"/>
               <w:lang w:val="en-US"/>
             </w:rPr>
-            <m:t> ∙Grou</m:t>
+            <m:t> ∙</m:t>
+          </m:r>
+          <m:r>
+            <w:rPr>
+              <w:rFonts w:ascii="Cambria Math" w:eastAsia="Cambria Math" w:hAnsi="Cambria Math"/>
+              <w:lang w:val="en-US"/>
+            </w:rPr>
+            <m:t>Grou</m:t>
           </m:r>
           <m:sSub>
             <m:sSubPr>
@@ -6853,7 +7005,14 @@
               <w:rFonts w:ascii="Cambria Math" w:eastAsia="Cambria Math" w:hAnsi="Cambria Math"/>
               <w:lang w:val="en-US"/>
             </w:rPr>
-            <m:t xml:space="preserve">* </m:t>
+            <m:t>*</m:t>
+          </m:r>
+          <m:r>
+            <w:rPr>
+              <w:rFonts w:ascii="Cambria Math" w:eastAsia="Cambria Math" w:hAnsi="Cambria Math"/>
+              <w:lang w:val="en-US"/>
+            </w:rPr>
+            <m:t xml:space="preserve"> </m:t>
           </m:r>
           <m:sSub>
             <m:sSubPr>
@@ -6888,7 +7047,14 @@
               <w:rFonts w:ascii="Cambria Math" w:eastAsia="Cambria Math" w:hAnsi="Cambria Math"/>
               <w:lang w:val="en-US"/>
             </w:rPr>
-            <m:t>∙Se</m:t>
+            <m:t>∙</m:t>
+          </m:r>
+          <m:r>
+            <w:rPr>
+              <w:rFonts w:ascii="Cambria Math" w:eastAsia="Cambria Math" w:hAnsi="Cambria Math"/>
+              <w:lang w:val="en-US"/>
+            </w:rPr>
+            <m:t>Se</m:t>
           </m:r>
           <m:sSub>
             <m:sSubPr>
@@ -6941,7 +7107,14 @@
                   <w:rFonts w:ascii="Cambria Math" w:eastAsia="Cambria Math" w:hAnsi="Cambria Math"/>
                   <w:lang w:val="en-US"/>
                 </w:rPr>
-                <m:t>k=2</m:t>
+                <m:t>k</m:t>
+              </m:r>
+              <m:r>
+                <w:rPr>
+                  <w:rFonts w:ascii="Cambria Math" w:eastAsia="Cambria Math" w:hAnsi="Cambria Math"/>
+                  <w:lang w:val="en-US"/>
+                </w:rPr>
+                <m:t>=2</m:t>
               </m:r>
             </m:sub>
             <m:sup>
@@ -6988,7 +7161,14 @@
               <w:rFonts w:ascii="Cambria Math" w:eastAsia="Cambria Math" w:hAnsi="Cambria Math"/>
               <w:lang w:val="en-US"/>
             </w:rPr>
-            <m:t>∙1</m:t>
+            <m:t>∙</m:t>
+          </m:r>
+          <m:r>
+            <w:rPr>
+              <w:rFonts w:ascii="Cambria Math" w:eastAsia="Cambria Math" w:hAnsi="Cambria Math"/>
+              <w:lang w:val="en-US"/>
+            </w:rPr>
+            <m:t>1</m:t>
           </m:r>
           <m:d>
             <m:dPr>
@@ -7040,7 +7220,14 @@
                   <w:rFonts w:ascii="Cambria Math" w:eastAsia="Cambria Math" w:hAnsi="Cambria Math"/>
                   <w:lang w:val="en-US"/>
                 </w:rPr>
-                <m:t>=k</m:t>
+                <m:t>=</m:t>
+              </m:r>
+              <m:r>
+                <w:rPr>
+                  <w:rFonts w:ascii="Cambria Math" w:eastAsia="Cambria Math" w:hAnsi="Cambria Math"/>
+                  <w:lang w:val="en-US"/>
+                </w:rPr>
+                <m:t>k</m:t>
               </m:r>
             </m:e>
           </m:d>
@@ -7084,7 +7271,14 @@
               <w:rFonts w:ascii="Cambria Math" w:eastAsia="Cambria Math" w:hAnsi="Cambria Math"/>
               <w:lang w:val="en-US"/>
             </w:rPr>
-            <m:t>∙Do</m:t>
+            <m:t>∙</m:t>
+          </m:r>
+          <m:r>
+            <w:rPr>
+              <w:rFonts w:ascii="Cambria Math" w:eastAsia="Cambria Math" w:hAnsi="Cambria Math"/>
+              <w:lang w:val="en-US"/>
+            </w:rPr>
+            <m:t>Do</m:t>
           </m:r>
           <m:sSub>
             <m:sSubPr>
@@ -7320,7 +7514,14 @@
               <w:rFonts w:ascii="Cambria Math" w:eastAsia="Cambria Math" w:hAnsi="Cambria Math"/>
               <w:lang w:val="en-US"/>
             </w:rPr>
-            <m:t xml:space="preserve"> ~ LogNormal</m:t>
+            <m:t xml:space="preserve"> ~ </m:t>
+          </m:r>
+          <m:r>
+            <w:rPr>
+              <w:rFonts w:ascii="Cambria Math" w:eastAsia="Cambria Math" w:hAnsi="Cambria Math"/>
+              <w:lang w:val="en-US"/>
+            </w:rPr>
+            <m:t>LogNormal</m:t>
           </m:r>
           <m:d>
             <m:dPr>
@@ -7486,7 +7687,14 @@
               <w:rFonts w:ascii="Cambria Math" w:eastAsia="Cambria Math" w:hAnsi="Cambria Math"/>
               <w:lang w:val="en-US"/>
             </w:rPr>
-            <m:t>+c</m:t>
+            <m:t>+</m:t>
+          </m:r>
+          <m:r>
+            <w:rPr>
+              <w:rFonts w:ascii="Cambria Math" w:eastAsia="Cambria Math" w:hAnsi="Cambria Math"/>
+              <w:lang w:val="en-US"/>
+            </w:rPr>
+            <m:t>c</m:t>
           </m:r>
           <m:sSub>
             <m:sSubPr>
@@ -7521,7 +7729,14 @@
               <w:rFonts w:ascii="Cambria Math" w:eastAsia="Cambria Math" w:hAnsi="Cambria Math"/>
               <w:lang w:val="en-US"/>
             </w:rPr>
-            <m:t xml:space="preserve"> ~ N</m:t>
+            <m:t xml:space="preserve"> ~ </m:t>
+          </m:r>
+          <m:r>
+            <w:rPr>
+              <w:rFonts w:ascii="Cambria Math" w:eastAsia="Cambria Math" w:hAnsi="Cambria Math"/>
+              <w:lang w:val="en-US"/>
+            </w:rPr>
+            <m:t>N</m:t>
           </m:r>
           <m:d>
             <m:dPr>
@@ -8790,7 +9005,6 @@
           <w:szCs w:val="28"/>
           <w:lang w:val="en-US"/>
         </w:rPr>
-        <w:lastRenderedPageBreak/>
         <w:t>3.Results</w:t>
       </w:r>
     </w:p>
@@ -9169,6 +9383,7 @@
           <w:bCs/>
           <w:lang w:val="en-US"/>
         </w:rPr>
+        <w:lastRenderedPageBreak/>
         <w:t>3.</w:t>
       </w:r>
       <w:r>
@@ -9199,7 +9414,6 @@
         <w:rPr>
           <w:lang w:val="en-US"/>
         </w:rPr>
-        <w:lastRenderedPageBreak/>
         <w:t xml:space="preserve">The schizophrenia group exhibited a multiplicative effect of 0.96 (95% CI ≈ [0.904, 1.026], p = .22) compared to healthy controls, indicating a non-significant 4% reduction in PE. Male participants had significantly higher PE than females, with a multiplicative effect of 1.08 (95% CI </w:t>
       </w:r>
       <w:proofErr w:type="gramStart"/>
